--- a/IO_BOARD/自用线束测试机规格要求.docx
+++ b/IO_BOARD/自用线束测试机规格要求.docx
@@ -52,27 +52,7 @@
           <w:shd w:val="clear" w:fill="FFFFFF"/>
           <w:lang w:val="en-US" w:eastAsia="zh-CN"/>
         </w:rPr>
-        <w:t>自用线束测试</w:t>
-      </w:r>
-      <w:bookmarkStart w:id="0" w:name="_GoBack"/>
-      <w:bookmarkEnd w:id="0"/>
-      <w:r>
-        <w:rPr>
-          <w:rStyle w:val="5"/>
-          <w:rFonts w:hint="eastAsia" w:ascii="宋体" w:hAnsi="宋体" w:eastAsia="宋体" w:cs="宋体"/>
-          <w:b w:val="0"/>
-          <w:bCs/>
-          <w:i w:val="0"/>
-          <w:iCs w:val="0"/>
-          <w:caps w:val="0"/>
-          <w:color w:val="000000"/>
-          <w:spacing w:val="0"/>
-          <w:sz w:val="36"/>
-          <w:szCs w:val="36"/>
-          <w:shd w:val="clear" w:fill="FFFFFF"/>
-          <w:lang w:val="en-US" w:eastAsia="zh-CN"/>
-        </w:rPr>
-        <w:t>机规格要求</w:t>
+        <w:t>自用线束测试机规格要求</w:t>
       </w:r>
     </w:p>
     <w:p>
@@ -289,25 +269,7 @@
           <w:shd w:val="clear" w:fill="FFFFFF"/>
           <w:lang w:val="en-US" w:eastAsia="zh-CN"/>
         </w:rPr>
-        <w:t>2、</w:t>
-      </w:r>
-      <w:r>
-        <w:rPr>
-          <w:rStyle w:val="5"/>
-          <w:rFonts w:hint="eastAsia" w:ascii="宋体" w:hAnsi="宋体" w:eastAsia="宋体" w:cs="宋体"/>
-          <w:b w:val="0"/>
-          <w:bCs/>
-          <w:i w:val="0"/>
-          <w:iCs w:val="0"/>
-          <w:caps w:val="0"/>
-          <w:color w:val="000000"/>
-          <w:spacing w:val="0"/>
-          <w:sz w:val="21"/>
-          <w:szCs w:val="21"/>
-          <w:shd w:val="clear" w:fill="FFFFFF"/>
-          <w:lang w:val="en-US" w:eastAsia="zh-CN"/>
-        </w:rPr>
-        <w:t>该系统适用于检测双端都有端子并且两端都可以完全导通的端子线、USB数据线（无空脚，标准双端</w:t>
+        <w:t>2、该系统适用于检测双端都有端子并且两端都可以完全导通的端子线、USB数据线（无空脚，标准双端</w:t>
       </w:r>
       <w:r>
         <w:rPr>
@@ -989,6 +951,7 @@
         <w:keepLines w:val="0"/>
         <w:widowControl/>
         <w:numPr>
+          <w:ilvl w:val="0"/>
           <w:numId w:val="0"/>
         </w:numPr>
         <w:suppressLineNumbers w:val="0"/>
@@ -2134,6 +2097,7 @@
         <w:keepLines w:val="0"/>
         <w:widowControl/>
         <w:numPr>
+          <w:ilvl w:val="0"/>
           <w:numId w:val="0"/>
         </w:numPr>
         <w:suppressLineNumbers w:val="0"/>
@@ -2172,6 +2136,7 @@
         <w:keepLines w:val="0"/>
         <w:widowControl/>
         <w:numPr>
+          <w:ilvl w:val="0"/>
           <w:numId w:val="0"/>
         </w:numPr>
         <w:suppressLineNumbers w:val="0"/>
@@ -2401,6 +2366,7 @@
         <w:keepLines w:val="0"/>
         <w:widowControl/>
         <w:numPr>
+          <w:ilvl w:val="0"/>
           <w:numId w:val="0"/>
         </w:numPr>
         <w:suppressLineNumbers w:val="0"/>
@@ -2458,6 +2424,7 @@
         <w:keepLines w:val="0"/>
         <w:widowControl/>
         <w:numPr>
+          <w:ilvl w:val="0"/>
           <w:numId w:val="0"/>
         </w:numPr>
         <w:suppressLineNumbers w:val="0"/>
@@ -2515,6 +2482,7 @@
         <w:keepLines w:val="0"/>
         <w:widowControl/>
         <w:numPr>
+          <w:ilvl w:val="0"/>
           <w:numId w:val="0"/>
         </w:numPr>
         <w:suppressLineNumbers w:val="0"/>
@@ -2572,6 +2540,7 @@
         <w:keepLines w:val="0"/>
         <w:widowControl/>
         <w:numPr>
+          <w:ilvl w:val="0"/>
           <w:numId w:val="0"/>
         </w:numPr>
         <w:suppressLineNumbers w:val="0"/>
@@ -2629,6 +2598,7 @@
         <w:keepLines w:val="0"/>
         <w:widowControl/>
         <w:numPr>
+          <w:ilvl w:val="0"/>
           <w:numId w:val="0"/>
         </w:numPr>
         <w:suppressLineNumbers w:val="0"/>
@@ -2686,6 +2656,7 @@
         <w:keepLines w:val="0"/>
         <w:widowControl/>
         <w:numPr>
+          <w:ilvl w:val="0"/>
           <w:numId w:val="0"/>
         </w:numPr>
         <w:suppressLineNumbers w:val="0"/>
@@ -2743,6 +2714,7 @@
         <w:keepLines w:val="0"/>
         <w:widowControl/>
         <w:numPr>
+          <w:ilvl w:val="0"/>
           <w:numId w:val="0"/>
         </w:numPr>
         <w:suppressLineNumbers w:val="0"/>
@@ -2800,6 +2772,7 @@
         <w:keepLines w:val="0"/>
         <w:widowControl/>
         <w:numPr>
+          <w:ilvl w:val="0"/>
           <w:numId w:val="0"/>
         </w:numPr>
         <w:suppressLineNumbers w:val="0"/>
@@ -2857,6 +2830,7 @@
         <w:keepLines w:val="0"/>
         <w:widowControl/>
         <w:numPr>
+          <w:ilvl w:val="0"/>
           <w:numId w:val="0"/>
         </w:numPr>
         <w:suppressLineNumbers w:val="0"/>
@@ -2914,6 +2888,7 @@
         <w:keepLines w:val="0"/>
         <w:widowControl/>
         <w:numPr>
+          <w:ilvl w:val="0"/>
           <w:numId w:val="0"/>
         </w:numPr>
         <w:suppressLineNumbers w:val="0"/>
@@ -2971,6 +2946,7 @@
         <w:keepLines w:val="0"/>
         <w:widowControl/>
         <w:numPr>
+          <w:ilvl w:val="0"/>
           <w:numId w:val="0"/>
         </w:numPr>
         <w:suppressLineNumbers w:val="0"/>
@@ -3009,6 +2985,7 @@
         <w:keepLines w:val="0"/>
         <w:widowControl/>
         <w:numPr>
+          <w:ilvl w:val="0"/>
           <w:numId w:val="0"/>
         </w:numPr>
         <w:suppressLineNumbers w:val="0"/>
@@ -3238,6 +3215,7 @@
         <w:keepLines w:val="0"/>
         <w:widowControl/>
         <w:numPr>
+          <w:ilvl w:val="0"/>
           <w:numId w:val="0"/>
         </w:numPr>
         <w:suppressLineNumbers w:val="0"/>
@@ -3295,6 +3273,7 @@
         <w:keepLines w:val="0"/>
         <w:widowControl/>
         <w:numPr>
+          <w:ilvl w:val="0"/>
           <w:numId w:val="0"/>
         </w:numPr>
         <w:suppressLineNumbers w:val="0"/>
@@ -3352,6 +3331,7 @@
         <w:keepLines w:val="0"/>
         <w:widowControl/>
         <w:numPr>
+          <w:ilvl w:val="0"/>
           <w:numId w:val="0"/>
         </w:numPr>
         <w:suppressLineNumbers w:val="0"/>
@@ -3409,6 +3389,7 @@
         <w:keepLines w:val="0"/>
         <w:widowControl/>
         <w:numPr>
+          <w:ilvl w:val="0"/>
           <w:numId w:val="0"/>
         </w:numPr>
         <w:suppressLineNumbers w:val="0"/>
@@ -3466,6 +3447,7 @@
         <w:keepLines w:val="0"/>
         <w:widowControl/>
         <w:numPr>
+          <w:ilvl w:val="0"/>
           <w:numId w:val="0"/>
         </w:numPr>
         <w:suppressLineNumbers w:val="0"/>
@@ -3523,6 +3505,7 @@
         <w:keepLines w:val="0"/>
         <w:widowControl/>
         <w:numPr>
+          <w:ilvl w:val="0"/>
           <w:numId w:val="0"/>
         </w:numPr>
         <w:suppressLineNumbers w:val="0"/>
@@ -3580,6 +3563,7 @@
         <w:keepLines w:val="0"/>
         <w:widowControl/>
         <w:numPr>
+          <w:ilvl w:val="0"/>
           <w:numId w:val="0"/>
         </w:numPr>
         <w:suppressLineNumbers w:val="0"/>
@@ -3637,6 +3621,7 @@
         <w:keepLines w:val="0"/>
         <w:widowControl/>
         <w:numPr>
+          <w:ilvl w:val="0"/>
           <w:numId w:val="0"/>
         </w:numPr>
         <w:suppressLineNumbers w:val="0"/>
@@ -3694,6 +3679,7 @@
         <w:keepLines w:val="0"/>
         <w:widowControl/>
         <w:numPr>
+          <w:ilvl w:val="0"/>
           <w:numId w:val="0"/>
         </w:numPr>
         <w:suppressLineNumbers w:val="0"/>
@@ -3751,6 +3737,7 @@
         <w:keepLines w:val="0"/>
         <w:widowControl/>
         <w:numPr>
+          <w:ilvl w:val="0"/>
           <w:numId w:val="0"/>
         </w:numPr>
         <w:suppressLineNumbers w:val="0"/>
@@ -3808,6 +3795,7 @@
         <w:keepLines w:val="0"/>
         <w:widowControl/>
         <w:numPr>
+          <w:ilvl w:val="0"/>
           <w:numId w:val="0"/>
         </w:numPr>
         <w:suppressLineNumbers w:val="0"/>
@@ -3863,6 +3851,7 @@
         <w:keepLines w:val="0"/>
         <w:widowControl/>
         <w:numPr>
+          <w:ilvl w:val="0"/>
           <w:numId w:val="0"/>
         </w:numPr>
         <w:suppressLineNumbers w:val="0"/>
@@ -4132,23 +4121,6 @@
         <w:gridCol w:w="1096"/>
       </w:tblGrid>
       <w:tr>
-        <w:tblPrEx>
-          <w:tblBorders>
-            <w:top w:val="none" w:color="auto" w:sz="0" w:space="0"/>
-            <w:left w:val="none" w:color="auto" w:sz="0" w:space="0"/>
-            <w:bottom w:val="none" w:color="auto" w:sz="0" w:space="0"/>
-            <w:right w:val="none" w:color="auto" w:sz="0" w:space="0"/>
-            <w:insideH w:val="none" w:color="auto" w:sz="0" w:space="0"/>
-            <w:insideV w:val="none" w:color="auto" w:sz="0" w:space="0"/>
-          </w:tblBorders>
-          <w:shd w:val="clear" w:color="auto" w:fill="auto"/>
-          <w:tblCellMar>
-            <w:top w:w="0" w:type="dxa"/>
-            <w:left w:w="108" w:type="dxa"/>
-            <w:bottom w:w="0" w:type="dxa"/>
-            <w:right w:w="108" w:type="dxa"/>
-          </w:tblCellMar>
-        </w:tblPrEx>
         <w:trPr>
           <w:trHeight w:val="288" w:hRule="atLeast"/>
         </w:trPr>
@@ -4442,23 +4414,6 @@
         </w:tc>
       </w:tr>
       <w:tr>
-        <w:tblPrEx>
-          <w:tblBorders>
-            <w:top w:val="none" w:color="auto" w:sz="0" w:space="0"/>
-            <w:left w:val="none" w:color="auto" w:sz="0" w:space="0"/>
-            <w:bottom w:val="none" w:color="auto" w:sz="0" w:space="0"/>
-            <w:right w:val="none" w:color="auto" w:sz="0" w:space="0"/>
-            <w:insideH w:val="none" w:color="auto" w:sz="0" w:space="0"/>
-            <w:insideV w:val="none" w:color="auto" w:sz="0" w:space="0"/>
-          </w:tblBorders>
-          <w:shd w:val="clear" w:color="auto" w:fill="auto"/>
-          <w:tblCellMar>
-            <w:top w:w="0" w:type="dxa"/>
-            <w:left w:w="108" w:type="dxa"/>
-            <w:bottom w:w="0" w:type="dxa"/>
-            <w:right w:w="108" w:type="dxa"/>
-          </w:tblCellMar>
-        </w:tblPrEx>
         <w:trPr>
           <w:trHeight w:val="288" w:hRule="atLeast"/>
         </w:trPr>
@@ -4761,23 +4716,6 @@
         </w:tc>
       </w:tr>
       <w:tr>
-        <w:tblPrEx>
-          <w:tblBorders>
-            <w:top w:val="none" w:color="auto" w:sz="0" w:space="0"/>
-            <w:left w:val="none" w:color="auto" w:sz="0" w:space="0"/>
-            <w:bottom w:val="none" w:color="auto" w:sz="0" w:space="0"/>
-            <w:right w:val="none" w:color="auto" w:sz="0" w:space="0"/>
-            <w:insideH w:val="none" w:color="auto" w:sz="0" w:space="0"/>
-            <w:insideV w:val="none" w:color="auto" w:sz="0" w:space="0"/>
-          </w:tblBorders>
-          <w:shd w:val="clear" w:color="auto" w:fill="auto"/>
-          <w:tblCellMar>
-            <w:top w:w="0" w:type="dxa"/>
-            <w:left w:w="108" w:type="dxa"/>
-            <w:bottom w:w="0" w:type="dxa"/>
-            <w:right w:w="108" w:type="dxa"/>
-          </w:tblCellMar>
-        </w:tblPrEx>
         <w:trPr>
           <w:trHeight w:val="288" w:hRule="atLeast"/>
         </w:trPr>
@@ -5079,23 +5017,6 @@
         </w:tc>
       </w:tr>
       <w:tr>
-        <w:tblPrEx>
-          <w:tblBorders>
-            <w:top w:val="none" w:color="auto" w:sz="0" w:space="0"/>
-            <w:left w:val="none" w:color="auto" w:sz="0" w:space="0"/>
-            <w:bottom w:val="none" w:color="auto" w:sz="0" w:space="0"/>
-            <w:right w:val="none" w:color="auto" w:sz="0" w:space="0"/>
-            <w:insideH w:val="none" w:color="auto" w:sz="0" w:space="0"/>
-            <w:insideV w:val="none" w:color="auto" w:sz="0" w:space="0"/>
-          </w:tblBorders>
-          <w:shd w:val="clear" w:color="auto" w:fill="auto"/>
-          <w:tblCellMar>
-            <w:top w:w="0" w:type="dxa"/>
-            <w:left w:w="108" w:type="dxa"/>
-            <w:bottom w:w="0" w:type="dxa"/>
-            <w:right w:w="108" w:type="dxa"/>
-          </w:tblCellMar>
-        </w:tblPrEx>
         <w:trPr>
           <w:trHeight w:val="288" w:hRule="atLeast"/>
         </w:trPr>
@@ -5388,23 +5309,6 @@
         </w:tc>
       </w:tr>
       <w:tr>
-        <w:tblPrEx>
-          <w:tblBorders>
-            <w:top w:val="none" w:color="auto" w:sz="0" w:space="0"/>
-            <w:left w:val="none" w:color="auto" w:sz="0" w:space="0"/>
-            <w:bottom w:val="none" w:color="auto" w:sz="0" w:space="0"/>
-            <w:right w:val="none" w:color="auto" w:sz="0" w:space="0"/>
-            <w:insideH w:val="none" w:color="auto" w:sz="0" w:space="0"/>
-            <w:insideV w:val="none" w:color="auto" w:sz="0" w:space="0"/>
-          </w:tblBorders>
-          <w:shd w:val="clear" w:color="auto" w:fill="auto"/>
-          <w:tblCellMar>
-            <w:top w:w="0" w:type="dxa"/>
-            <w:left w:w="108" w:type="dxa"/>
-            <w:bottom w:w="0" w:type="dxa"/>
-            <w:right w:w="108" w:type="dxa"/>
-          </w:tblCellMar>
-        </w:tblPrEx>
         <w:trPr>
           <w:trHeight w:val="288" w:hRule="atLeast"/>
         </w:trPr>
@@ -5697,23 +5601,6 @@
         </w:tc>
       </w:tr>
       <w:tr>
-        <w:tblPrEx>
-          <w:tblBorders>
-            <w:top w:val="none" w:color="auto" w:sz="0" w:space="0"/>
-            <w:left w:val="none" w:color="auto" w:sz="0" w:space="0"/>
-            <w:bottom w:val="none" w:color="auto" w:sz="0" w:space="0"/>
-            <w:right w:val="none" w:color="auto" w:sz="0" w:space="0"/>
-            <w:insideH w:val="none" w:color="auto" w:sz="0" w:space="0"/>
-            <w:insideV w:val="none" w:color="auto" w:sz="0" w:space="0"/>
-          </w:tblBorders>
-          <w:shd w:val="clear" w:color="auto" w:fill="auto"/>
-          <w:tblCellMar>
-            <w:top w:w="0" w:type="dxa"/>
-            <w:left w:w="108" w:type="dxa"/>
-            <w:bottom w:w="0" w:type="dxa"/>
-            <w:right w:w="108" w:type="dxa"/>
-          </w:tblCellMar>
-        </w:tblPrEx>
         <w:trPr>
           <w:trHeight w:val="288" w:hRule="atLeast"/>
         </w:trPr>
@@ -6006,23 +5893,6 @@
         </w:tc>
       </w:tr>
       <w:tr>
-        <w:tblPrEx>
-          <w:tblBorders>
-            <w:top w:val="none" w:color="auto" w:sz="0" w:space="0"/>
-            <w:left w:val="none" w:color="auto" w:sz="0" w:space="0"/>
-            <w:bottom w:val="none" w:color="auto" w:sz="0" w:space="0"/>
-            <w:right w:val="none" w:color="auto" w:sz="0" w:space="0"/>
-            <w:insideH w:val="none" w:color="auto" w:sz="0" w:space="0"/>
-            <w:insideV w:val="none" w:color="auto" w:sz="0" w:space="0"/>
-          </w:tblBorders>
-          <w:shd w:val="clear" w:color="auto" w:fill="auto"/>
-          <w:tblCellMar>
-            <w:top w:w="0" w:type="dxa"/>
-            <w:left w:w="108" w:type="dxa"/>
-            <w:bottom w:w="0" w:type="dxa"/>
-            <w:right w:w="108" w:type="dxa"/>
-          </w:tblCellMar>
-        </w:tblPrEx>
         <w:trPr>
           <w:trHeight w:val="288" w:hRule="atLeast"/>
         </w:trPr>
@@ -6315,23 +6185,6 @@
         </w:tc>
       </w:tr>
       <w:tr>
-        <w:tblPrEx>
-          <w:tblBorders>
-            <w:top w:val="none" w:color="auto" w:sz="0" w:space="0"/>
-            <w:left w:val="none" w:color="auto" w:sz="0" w:space="0"/>
-            <w:bottom w:val="none" w:color="auto" w:sz="0" w:space="0"/>
-            <w:right w:val="none" w:color="auto" w:sz="0" w:space="0"/>
-            <w:insideH w:val="none" w:color="auto" w:sz="0" w:space="0"/>
-            <w:insideV w:val="none" w:color="auto" w:sz="0" w:space="0"/>
-          </w:tblBorders>
-          <w:shd w:val="clear" w:color="auto" w:fill="auto"/>
-          <w:tblCellMar>
-            <w:top w:w="0" w:type="dxa"/>
-            <w:left w:w="108" w:type="dxa"/>
-            <w:bottom w:w="0" w:type="dxa"/>
-            <w:right w:w="108" w:type="dxa"/>
-          </w:tblCellMar>
-        </w:tblPrEx>
         <w:trPr>
           <w:trHeight w:val="288" w:hRule="atLeast"/>
         </w:trPr>
@@ -6624,23 +6477,6 @@
         </w:tc>
       </w:tr>
       <w:tr>
-        <w:tblPrEx>
-          <w:tblBorders>
-            <w:top w:val="none" w:color="auto" w:sz="0" w:space="0"/>
-            <w:left w:val="none" w:color="auto" w:sz="0" w:space="0"/>
-            <w:bottom w:val="none" w:color="auto" w:sz="0" w:space="0"/>
-            <w:right w:val="none" w:color="auto" w:sz="0" w:space="0"/>
-            <w:insideH w:val="none" w:color="auto" w:sz="0" w:space="0"/>
-            <w:insideV w:val="none" w:color="auto" w:sz="0" w:space="0"/>
-          </w:tblBorders>
-          <w:shd w:val="clear" w:color="auto" w:fill="auto"/>
-          <w:tblCellMar>
-            <w:top w:w="0" w:type="dxa"/>
-            <w:left w:w="108" w:type="dxa"/>
-            <w:bottom w:w="0" w:type="dxa"/>
-            <w:right w:w="108" w:type="dxa"/>
-          </w:tblCellMar>
-        </w:tblPrEx>
         <w:trPr>
           <w:trHeight w:val="288" w:hRule="atLeast"/>
         </w:trPr>
@@ -6933,23 +6769,6 @@
         </w:tc>
       </w:tr>
       <w:tr>
-        <w:tblPrEx>
-          <w:tblBorders>
-            <w:top w:val="none" w:color="auto" w:sz="0" w:space="0"/>
-            <w:left w:val="none" w:color="auto" w:sz="0" w:space="0"/>
-            <w:bottom w:val="none" w:color="auto" w:sz="0" w:space="0"/>
-            <w:right w:val="none" w:color="auto" w:sz="0" w:space="0"/>
-            <w:insideH w:val="none" w:color="auto" w:sz="0" w:space="0"/>
-            <w:insideV w:val="none" w:color="auto" w:sz="0" w:space="0"/>
-          </w:tblBorders>
-          <w:shd w:val="clear" w:color="auto" w:fill="auto"/>
-          <w:tblCellMar>
-            <w:top w:w="0" w:type="dxa"/>
-            <w:left w:w="108" w:type="dxa"/>
-            <w:bottom w:w="0" w:type="dxa"/>
-            <w:right w:w="108" w:type="dxa"/>
-          </w:tblCellMar>
-        </w:tblPrEx>
         <w:trPr>
           <w:trHeight w:val="288" w:hRule="atLeast"/>
         </w:trPr>
@@ -7242,23 +7061,6 @@
         </w:tc>
       </w:tr>
       <w:tr>
-        <w:tblPrEx>
-          <w:tblBorders>
-            <w:top w:val="none" w:color="auto" w:sz="0" w:space="0"/>
-            <w:left w:val="none" w:color="auto" w:sz="0" w:space="0"/>
-            <w:bottom w:val="none" w:color="auto" w:sz="0" w:space="0"/>
-            <w:right w:val="none" w:color="auto" w:sz="0" w:space="0"/>
-            <w:insideH w:val="none" w:color="auto" w:sz="0" w:space="0"/>
-            <w:insideV w:val="none" w:color="auto" w:sz="0" w:space="0"/>
-          </w:tblBorders>
-          <w:shd w:val="clear" w:color="auto" w:fill="auto"/>
-          <w:tblCellMar>
-            <w:top w:w="0" w:type="dxa"/>
-            <w:left w:w="108" w:type="dxa"/>
-            <w:bottom w:w="0" w:type="dxa"/>
-            <w:right w:w="108" w:type="dxa"/>
-          </w:tblCellMar>
-        </w:tblPrEx>
         <w:trPr>
           <w:trHeight w:val="288" w:hRule="atLeast"/>
         </w:trPr>
@@ -7716,22 +7518,6 @@
         <w:gridCol w:w="1096"/>
       </w:tblGrid>
       <w:tr>
-        <w:tblPrEx>
-          <w:tblBorders>
-            <w:top w:val="none" w:color="auto" w:sz="0" w:space="0"/>
-            <w:left w:val="none" w:color="auto" w:sz="0" w:space="0"/>
-            <w:bottom w:val="none" w:color="auto" w:sz="0" w:space="0"/>
-            <w:right w:val="none" w:color="auto" w:sz="0" w:space="0"/>
-            <w:insideH w:val="none" w:color="auto" w:sz="0" w:space="0"/>
-            <w:insideV w:val="none" w:color="auto" w:sz="0" w:space="0"/>
-          </w:tblBorders>
-          <w:tblCellMar>
-            <w:top w:w="0" w:type="dxa"/>
-            <w:left w:w="108" w:type="dxa"/>
-            <w:bottom w:w="0" w:type="dxa"/>
-            <w:right w:w="108" w:type="dxa"/>
-          </w:tblCellMar>
-        </w:tblPrEx>
         <w:trPr>
           <w:trHeight w:val="288" w:hRule="atLeast"/>
         </w:trPr>
@@ -8019,22 +7805,6 @@
         </w:tc>
       </w:tr>
       <w:tr>
-        <w:tblPrEx>
-          <w:tblBorders>
-            <w:top w:val="none" w:color="auto" w:sz="0" w:space="0"/>
-            <w:left w:val="none" w:color="auto" w:sz="0" w:space="0"/>
-            <w:bottom w:val="none" w:color="auto" w:sz="0" w:space="0"/>
-            <w:right w:val="none" w:color="auto" w:sz="0" w:space="0"/>
-            <w:insideH w:val="none" w:color="auto" w:sz="0" w:space="0"/>
-            <w:insideV w:val="none" w:color="auto" w:sz="0" w:space="0"/>
-          </w:tblBorders>
-          <w:tblCellMar>
-            <w:top w:w="0" w:type="dxa"/>
-            <w:left w:w="108" w:type="dxa"/>
-            <w:bottom w:w="0" w:type="dxa"/>
-            <w:right w:w="108" w:type="dxa"/>
-          </w:tblCellMar>
-        </w:tblPrEx>
         <w:trPr>
           <w:trHeight w:val="288" w:hRule="atLeast"/>
         </w:trPr>
@@ -8331,22 +8101,6 @@
         </w:tc>
       </w:tr>
       <w:tr>
-        <w:tblPrEx>
-          <w:tblBorders>
-            <w:top w:val="none" w:color="auto" w:sz="0" w:space="0"/>
-            <w:left w:val="none" w:color="auto" w:sz="0" w:space="0"/>
-            <w:bottom w:val="none" w:color="auto" w:sz="0" w:space="0"/>
-            <w:right w:val="none" w:color="auto" w:sz="0" w:space="0"/>
-            <w:insideH w:val="none" w:color="auto" w:sz="0" w:space="0"/>
-            <w:insideV w:val="none" w:color="auto" w:sz="0" w:space="0"/>
-          </w:tblBorders>
-          <w:tblCellMar>
-            <w:top w:w="0" w:type="dxa"/>
-            <w:left w:w="108" w:type="dxa"/>
-            <w:bottom w:w="0" w:type="dxa"/>
-            <w:right w:w="108" w:type="dxa"/>
-          </w:tblCellMar>
-        </w:tblPrEx>
         <w:trPr>
           <w:trHeight w:val="288" w:hRule="atLeast"/>
         </w:trPr>
@@ -8638,22 +8392,6 @@
         </w:tc>
       </w:tr>
       <w:tr>
-        <w:tblPrEx>
-          <w:tblBorders>
-            <w:top w:val="none" w:color="auto" w:sz="0" w:space="0"/>
-            <w:left w:val="none" w:color="auto" w:sz="0" w:space="0"/>
-            <w:bottom w:val="none" w:color="auto" w:sz="0" w:space="0"/>
-            <w:right w:val="none" w:color="auto" w:sz="0" w:space="0"/>
-            <w:insideH w:val="none" w:color="auto" w:sz="0" w:space="0"/>
-            <w:insideV w:val="none" w:color="auto" w:sz="0" w:space="0"/>
-          </w:tblBorders>
-          <w:tblCellMar>
-            <w:top w:w="0" w:type="dxa"/>
-            <w:left w:w="108" w:type="dxa"/>
-            <w:bottom w:w="0" w:type="dxa"/>
-            <w:right w:w="108" w:type="dxa"/>
-          </w:tblCellMar>
-        </w:tblPrEx>
         <w:trPr>
           <w:trHeight w:val="288" w:hRule="atLeast"/>
         </w:trPr>
@@ -8936,22 +8674,6 @@
         </w:tc>
       </w:tr>
       <w:tr>
-        <w:tblPrEx>
-          <w:tblBorders>
-            <w:top w:val="none" w:color="auto" w:sz="0" w:space="0"/>
-            <w:left w:val="none" w:color="auto" w:sz="0" w:space="0"/>
-            <w:bottom w:val="none" w:color="auto" w:sz="0" w:space="0"/>
-            <w:right w:val="none" w:color="auto" w:sz="0" w:space="0"/>
-            <w:insideH w:val="none" w:color="auto" w:sz="0" w:space="0"/>
-            <w:insideV w:val="none" w:color="auto" w:sz="0" w:space="0"/>
-          </w:tblBorders>
-          <w:tblCellMar>
-            <w:top w:w="0" w:type="dxa"/>
-            <w:left w:w="108" w:type="dxa"/>
-            <w:bottom w:w="0" w:type="dxa"/>
-            <w:right w:w="108" w:type="dxa"/>
-          </w:tblCellMar>
-        </w:tblPrEx>
         <w:trPr>
           <w:trHeight w:val="288" w:hRule="atLeast"/>
         </w:trPr>
@@ -9239,22 +8961,6 @@
         </w:tc>
       </w:tr>
       <w:tr>
-        <w:tblPrEx>
-          <w:tblBorders>
-            <w:top w:val="none" w:color="auto" w:sz="0" w:space="0"/>
-            <w:left w:val="none" w:color="auto" w:sz="0" w:space="0"/>
-            <w:bottom w:val="none" w:color="auto" w:sz="0" w:space="0"/>
-            <w:right w:val="none" w:color="auto" w:sz="0" w:space="0"/>
-            <w:insideH w:val="none" w:color="auto" w:sz="0" w:space="0"/>
-            <w:insideV w:val="none" w:color="auto" w:sz="0" w:space="0"/>
-          </w:tblBorders>
-          <w:tblCellMar>
-            <w:top w:w="0" w:type="dxa"/>
-            <w:left w:w="108" w:type="dxa"/>
-            <w:bottom w:w="0" w:type="dxa"/>
-            <w:right w:w="108" w:type="dxa"/>
-          </w:tblCellMar>
-        </w:tblPrEx>
         <w:trPr>
           <w:trHeight w:val="288" w:hRule="atLeast"/>
         </w:trPr>
@@ -9542,22 +9248,6 @@
         </w:tc>
       </w:tr>
       <w:tr>
-        <w:tblPrEx>
-          <w:tblBorders>
-            <w:top w:val="none" w:color="auto" w:sz="0" w:space="0"/>
-            <w:left w:val="none" w:color="auto" w:sz="0" w:space="0"/>
-            <w:bottom w:val="none" w:color="auto" w:sz="0" w:space="0"/>
-            <w:right w:val="none" w:color="auto" w:sz="0" w:space="0"/>
-            <w:insideH w:val="none" w:color="auto" w:sz="0" w:space="0"/>
-            <w:insideV w:val="none" w:color="auto" w:sz="0" w:space="0"/>
-          </w:tblBorders>
-          <w:tblCellMar>
-            <w:top w:w="0" w:type="dxa"/>
-            <w:left w:w="108" w:type="dxa"/>
-            <w:bottom w:w="0" w:type="dxa"/>
-            <w:right w:w="108" w:type="dxa"/>
-          </w:tblCellMar>
-        </w:tblPrEx>
         <w:trPr>
           <w:trHeight w:val="288" w:hRule="atLeast"/>
         </w:trPr>
@@ -9845,22 +9535,6 @@
         </w:tc>
       </w:tr>
       <w:tr>
-        <w:tblPrEx>
-          <w:tblBorders>
-            <w:top w:val="none" w:color="auto" w:sz="0" w:space="0"/>
-            <w:left w:val="none" w:color="auto" w:sz="0" w:space="0"/>
-            <w:bottom w:val="none" w:color="auto" w:sz="0" w:space="0"/>
-            <w:right w:val="none" w:color="auto" w:sz="0" w:space="0"/>
-            <w:insideH w:val="none" w:color="auto" w:sz="0" w:space="0"/>
-            <w:insideV w:val="none" w:color="auto" w:sz="0" w:space="0"/>
-          </w:tblBorders>
-          <w:tblCellMar>
-            <w:top w:w="0" w:type="dxa"/>
-            <w:left w:w="108" w:type="dxa"/>
-            <w:bottom w:w="0" w:type="dxa"/>
-            <w:right w:w="108" w:type="dxa"/>
-          </w:tblCellMar>
-        </w:tblPrEx>
         <w:trPr>
           <w:trHeight w:val="288" w:hRule="atLeast"/>
         </w:trPr>
@@ -10148,22 +9822,6 @@
         </w:tc>
       </w:tr>
       <w:tr>
-        <w:tblPrEx>
-          <w:tblBorders>
-            <w:top w:val="none" w:color="auto" w:sz="0" w:space="0"/>
-            <w:left w:val="none" w:color="auto" w:sz="0" w:space="0"/>
-            <w:bottom w:val="none" w:color="auto" w:sz="0" w:space="0"/>
-            <w:right w:val="none" w:color="auto" w:sz="0" w:space="0"/>
-            <w:insideH w:val="none" w:color="auto" w:sz="0" w:space="0"/>
-            <w:insideV w:val="none" w:color="auto" w:sz="0" w:space="0"/>
-          </w:tblBorders>
-          <w:tblCellMar>
-            <w:top w:w="0" w:type="dxa"/>
-            <w:left w:w="108" w:type="dxa"/>
-            <w:bottom w:w="0" w:type="dxa"/>
-            <w:right w:w="108" w:type="dxa"/>
-          </w:tblCellMar>
-        </w:tblPrEx>
         <w:trPr>
           <w:trHeight w:val="288" w:hRule="atLeast"/>
         </w:trPr>
@@ -10451,22 +10109,6 @@
         </w:tc>
       </w:tr>
       <w:tr>
-        <w:tblPrEx>
-          <w:tblBorders>
-            <w:top w:val="none" w:color="auto" w:sz="0" w:space="0"/>
-            <w:left w:val="none" w:color="auto" w:sz="0" w:space="0"/>
-            <w:bottom w:val="none" w:color="auto" w:sz="0" w:space="0"/>
-            <w:right w:val="none" w:color="auto" w:sz="0" w:space="0"/>
-            <w:insideH w:val="none" w:color="auto" w:sz="0" w:space="0"/>
-            <w:insideV w:val="none" w:color="auto" w:sz="0" w:space="0"/>
-          </w:tblBorders>
-          <w:tblCellMar>
-            <w:top w:w="0" w:type="dxa"/>
-            <w:left w:w="108" w:type="dxa"/>
-            <w:bottom w:w="0" w:type="dxa"/>
-            <w:right w:w="108" w:type="dxa"/>
-          </w:tblCellMar>
-        </w:tblPrEx>
         <w:trPr>
           <w:trHeight w:val="288" w:hRule="atLeast"/>
         </w:trPr>
@@ -10754,22 +10396,6 @@
         </w:tc>
       </w:tr>
       <w:tr>
-        <w:tblPrEx>
-          <w:tblBorders>
-            <w:top w:val="none" w:color="auto" w:sz="0" w:space="0"/>
-            <w:left w:val="none" w:color="auto" w:sz="0" w:space="0"/>
-            <w:bottom w:val="none" w:color="auto" w:sz="0" w:space="0"/>
-            <w:right w:val="none" w:color="auto" w:sz="0" w:space="0"/>
-            <w:insideH w:val="none" w:color="auto" w:sz="0" w:space="0"/>
-            <w:insideV w:val="none" w:color="auto" w:sz="0" w:space="0"/>
-          </w:tblBorders>
-          <w:tblCellMar>
-            <w:top w:w="0" w:type="dxa"/>
-            <w:left w:w="108" w:type="dxa"/>
-            <w:bottom w:w="0" w:type="dxa"/>
-            <w:right w:w="108" w:type="dxa"/>
-          </w:tblCellMar>
-        </w:tblPrEx>
         <w:trPr>
           <w:trHeight w:val="288" w:hRule="atLeast"/>
         </w:trPr>
@@ -11222,22 +10848,6 @@
         <w:gridCol w:w="1096"/>
       </w:tblGrid>
       <w:tr>
-        <w:tblPrEx>
-          <w:tblBorders>
-            <w:top w:val="none" w:color="auto" w:sz="0" w:space="0"/>
-            <w:left w:val="none" w:color="auto" w:sz="0" w:space="0"/>
-            <w:bottom w:val="none" w:color="auto" w:sz="0" w:space="0"/>
-            <w:right w:val="none" w:color="auto" w:sz="0" w:space="0"/>
-            <w:insideH w:val="none" w:color="auto" w:sz="0" w:space="0"/>
-            <w:insideV w:val="none" w:color="auto" w:sz="0" w:space="0"/>
-          </w:tblBorders>
-          <w:tblCellMar>
-            <w:top w:w="0" w:type="dxa"/>
-            <w:left w:w="108" w:type="dxa"/>
-            <w:bottom w:w="0" w:type="dxa"/>
-            <w:right w:w="108" w:type="dxa"/>
-          </w:tblCellMar>
-        </w:tblPrEx>
         <w:trPr>
           <w:trHeight w:val="288" w:hRule="atLeast"/>
         </w:trPr>
@@ -11525,22 +11135,6 @@
         </w:tc>
       </w:tr>
       <w:tr>
-        <w:tblPrEx>
-          <w:tblBorders>
-            <w:top w:val="none" w:color="auto" w:sz="0" w:space="0"/>
-            <w:left w:val="none" w:color="auto" w:sz="0" w:space="0"/>
-            <w:bottom w:val="none" w:color="auto" w:sz="0" w:space="0"/>
-            <w:right w:val="none" w:color="auto" w:sz="0" w:space="0"/>
-            <w:insideH w:val="none" w:color="auto" w:sz="0" w:space="0"/>
-            <w:insideV w:val="none" w:color="auto" w:sz="0" w:space="0"/>
-          </w:tblBorders>
-          <w:tblCellMar>
-            <w:top w:w="0" w:type="dxa"/>
-            <w:left w:w="108" w:type="dxa"/>
-            <w:bottom w:w="0" w:type="dxa"/>
-            <w:right w:w="108" w:type="dxa"/>
-          </w:tblCellMar>
-        </w:tblPrEx>
         <w:trPr>
           <w:trHeight w:val="288" w:hRule="atLeast"/>
         </w:trPr>
@@ -11837,22 +11431,6 @@
         </w:tc>
       </w:tr>
       <w:tr>
-        <w:tblPrEx>
-          <w:tblBorders>
-            <w:top w:val="none" w:color="auto" w:sz="0" w:space="0"/>
-            <w:left w:val="none" w:color="auto" w:sz="0" w:space="0"/>
-            <w:bottom w:val="none" w:color="auto" w:sz="0" w:space="0"/>
-            <w:right w:val="none" w:color="auto" w:sz="0" w:space="0"/>
-            <w:insideH w:val="none" w:color="auto" w:sz="0" w:space="0"/>
-            <w:insideV w:val="none" w:color="auto" w:sz="0" w:space="0"/>
-          </w:tblBorders>
-          <w:tblCellMar>
-            <w:top w:w="0" w:type="dxa"/>
-            <w:left w:w="108" w:type="dxa"/>
-            <w:bottom w:w="0" w:type="dxa"/>
-            <w:right w:w="108" w:type="dxa"/>
-          </w:tblCellMar>
-        </w:tblPrEx>
         <w:trPr>
           <w:trHeight w:val="288" w:hRule="atLeast"/>
         </w:trPr>
@@ -12144,22 +11722,6 @@
         </w:tc>
       </w:tr>
       <w:tr>
-        <w:tblPrEx>
-          <w:tblBorders>
-            <w:top w:val="none" w:color="auto" w:sz="0" w:space="0"/>
-            <w:left w:val="none" w:color="auto" w:sz="0" w:space="0"/>
-            <w:bottom w:val="none" w:color="auto" w:sz="0" w:space="0"/>
-            <w:right w:val="none" w:color="auto" w:sz="0" w:space="0"/>
-            <w:insideH w:val="none" w:color="auto" w:sz="0" w:space="0"/>
-            <w:insideV w:val="none" w:color="auto" w:sz="0" w:space="0"/>
-          </w:tblBorders>
-          <w:tblCellMar>
-            <w:top w:w="0" w:type="dxa"/>
-            <w:left w:w="108" w:type="dxa"/>
-            <w:bottom w:w="0" w:type="dxa"/>
-            <w:right w:w="108" w:type="dxa"/>
-          </w:tblCellMar>
-        </w:tblPrEx>
         <w:trPr>
           <w:trHeight w:val="288" w:hRule="atLeast"/>
         </w:trPr>
@@ -12447,22 +12009,6 @@
         </w:tc>
       </w:tr>
       <w:tr>
-        <w:tblPrEx>
-          <w:tblBorders>
-            <w:top w:val="none" w:color="auto" w:sz="0" w:space="0"/>
-            <w:left w:val="none" w:color="auto" w:sz="0" w:space="0"/>
-            <w:bottom w:val="none" w:color="auto" w:sz="0" w:space="0"/>
-            <w:right w:val="none" w:color="auto" w:sz="0" w:space="0"/>
-            <w:insideH w:val="none" w:color="auto" w:sz="0" w:space="0"/>
-            <w:insideV w:val="none" w:color="auto" w:sz="0" w:space="0"/>
-          </w:tblBorders>
-          <w:tblCellMar>
-            <w:top w:w="0" w:type="dxa"/>
-            <w:left w:w="108" w:type="dxa"/>
-            <w:bottom w:w="0" w:type="dxa"/>
-            <w:right w:w="108" w:type="dxa"/>
-          </w:tblCellMar>
-        </w:tblPrEx>
         <w:trPr>
           <w:trHeight w:val="288" w:hRule="atLeast"/>
         </w:trPr>
@@ -12750,22 +12296,6 @@
         </w:tc>
       </w:tr>
       <w:tr>
-        <w:tblPrEx>
-          <w:tblBorders>
-            <w:top w:val="none" w:color="auto" w:sz="0" w:space="0"/>
-            <w:left w:val="none" w:color="auto" w:sz="0" w:space="0"/>
-            <w:bottom w:val="none" w:color="auto" w:sz="0" w:space="0"/>
-            <w:right w:val="none" w:color="auto" w:sz="0" w:space="0"/>
-            <w:insideH w:val="none" w:color="auto" w:sz="0" w:space="0"/>
-            <w:insideV w:val="none" w:color="auto" w:sz="0" w:space="0"/>
-          </w:tblBorders>
-          <w:tblCellMar>
-            <w:top w:w="0" w:type="dxa"/>
-            <w:left w:w="108" w:type="dxa"/>
-            <w:bottom w:w="0" w:type="dxa"/>
-            <w:right w:w="108" w:type="dxa"/>
-          </w:tblCellMar>
-        </w:tblPrEx>
         <w:trPr>
           <w:trHeight w:val="288" w:hRule="atLeast"/>
         </w:trPr>
@@ -13053,22 +12583,6 @@
         </w:tc>
       </w:tr>
       <w:tr>
-        <w:tblPrEx>
-          <w:tblBorders>
-            <w:top w:val="none" w:color="auto" w:sz="0" w:space="0"/>
-            <w:left w:val="none" w:color="auto" w:sz="0" w:space="0"/>
-            <w:bottom w:val="none" w:color="auto" w:sz="0" w:space="0"/>
-            <w:right w:val="none" w:color="auto" w:sz="0" w:space="0"/>
-            <w:insideH w:val="none" w:color="auto" w:sz="0" w:space="0"/>
-            <w:insideV w:val="none" w:color="auto" w:sz="0" w:space="0"/>
-          </w:tblBorders>
-          <w:tblCellMar>
-            <w:top w:w="0" w:type="dxa"/>
-            <w:left w:w="108" w:type="dxa"/>
-            <w:bottom w:w="0" w:type="dxa"/>
-            <w:right w:w="108" w:type="dxa"/>
-          </w:tblCellMar>
-        </w:tblPrEx>
         <w:trPr>
           <w:trHeight w:val="288" w:hRule="atLeast"/>
         </w:trPr>
@@ -13351,22 +12865,6 @@
         </w:tc>
       </w:tr>
       <w:tr>
-        <w:tblPrEx>
-          <w:tblBorders>
-            <w:top w:val="none" w:color="auto" w:sz="0" w:space="0"/>
-            <w:left w:val="none" w:color="auto" w:sz="0" w:space="0"/>
-            <w:bottom w:val="none" w:color="auto" w:sz="0" w:space="0"/>
-            <w:right w:val="none" w:color="auto" w:sz="0" w:space="0"/>
-            <w:insideH w:val="none" w:color="auto" w:sz="0" w:space="0"/>
-            <w:insideV w:val="none" w:color="auto" w:sz="0" w:space="0"/>
-          </w:tblBorders>
-          <w:tblCellMar>
-            <w:top w:w="0" w:type="dxa"/>
-            <w:left w:w="108" w:type="dxa"/>
-            <w:bottom w:w="0" w:type="dxa"/>
-            <w:right w:w="108" w:type="dxa"/>
-          </w:tblCellMar>
-        </w:tblPrEx>
         <w:trPr>
           <w:trHeight w:val="288" w:hRule="atLeast"/>
         </w:trPr>
@@ -13654,22 +13152,6 @@
         </w:tc>
       </w:tr>
       <w:tr>
-        <w:tblPrEx>
-          <w:tblBorders>
-            <w:top w:val="none" w:color="auto" w:sz="0" w:space="0"/>
-            <w:left w:val="none" w:color="auto" w:sz="0" w:space="0"/>
-            <w:bottom w:val="none" w:color="auto" w:sz="0" w:space="0"/>
-            <w:right w:val="none" w:color="auto" w:sz="0" w:space="0"/>
-            <w:insideH w:val="none" w:color="auto" w:sz="0" w:space="0"/>
-            <w:insideV w:val="none" w:color="auto" w:sz="0" w:space="0"/>
-          </w:tblBorders>
-          <w:tblCellMar>
-            <w:top w:w="0" w:type="dxa"/>
-            <w:left w:w="108" w:type="dxa"/>
-            <w:bottom w:w="0" w:type="dxa"/>
-            <w:right w:w="108" w:type="dxa"/>
-          </w:tblCellMar>
-        </w:tblPrEx>
         <w:trPr>
           <w:trHeight w:val="288" w:hRule="atLeast"/>
         </w:trPr>
@@ -13957,22 +13439,6 @@
         </w:tc>
       </w:tr>
       <w:tr>
-        <w:tblPrEx>
-          <w:tblBorders>
-            <w:top w:val="none" w:color="auto" w:sz="0" w:space="0"/>
-            <w:left w:val="none" w:color="auto" w:sz="0" w:space="0"/>
-            <w:bottom w:val="none" w:color="auto" w:sz="0" w:space="0"/>
-            <w:right w:val="none" w:color="auto" w:sz="0" w:space="0"/>
-            <w:insideH w:val="none" w:color="auto" w:sz="0" w:space="0"/>
-            <w:insideV w:val="none" w:color="auto" w:sz="0" w:space="0"/>
-          </w:tblBorders>
-          <w:tblCellMar>
-            <w:top w:w="0" w:type="dxa"/>
-            <w:left w:w="108" w:type="dxa"/>
-            <w:bottom w:w="0" w:type="dxa"/>
-            <w:right w:w="108" w:type="dxa"/>
-          </w:tblCellMar>
-        </w:tblPrEx>
         <w:trPr>
           <w:trHeight w:val="288" w:hRule="atLeast"/>
         </w:trPr>
@@ -14260,22 +13726,6 @@
         </w:tc>
       </w:tr>
       <w:tr>
-        <w:tblPrEx>
-          <w:tblBorders>
-            <w:top w:val="none" w:color="auto" w:sz="0" w:space="0"/>
-            <w:left w:val="none" w:color="auto" w:sz="0" w:space="0"/>
-            <w:bottom w:val="none" w:color="auto" w:sz="0" w:space="0"/>
-            <w:right w:val="none" w:color="auto" w:sz="0" w:space="0"/>
-            <w:insideH w:val="none" w:color="auto" w:sz="0" w:space="0"/>
-            <w:insideV w:val="none" w:color="auto" w:sz="0" w:space="0"/>
-          </w:tblBorders>
-          <w:tblCellMar>
-            <w:top w:w="0" w:type="dxa"/>
-            <w:left w:w="108" w:type="dxa"/>
-            <w:bottom w:w="0" w:type="dxa"/>
-            <w:right w:w="108" w:type="dxa"/>
-          </w:tblCellMar>
-        </w:tblPrEx>
         <w:trPr>
           <w:trHeight w:val="288" w:hRule="atLeast"/>
         </w:trPr>
@@ -15042,6 +14492,7 @@
         <w:keepLines w:val="0"/>
         <w:widowControl/>
         <w:numPr>
+          <w:ilvl w:val="0"/>
           <w:numId w:val="0"/>
         </w:numPr>
         <w:suppressLineNumbers w:val="0"/>
@@ -15306,6 +14757,7 @@
         <w:keepLines w:val="0"/>
         <w:widowControl/>
         <w:numPr>
+          <w:ilvl w:val="0"/>
           <w:numId w:val="0"/>
         </w:numPr>
         <w:suppressLineNumbers w:val="0"/>
@@ -15344,6 +14796,7 @@
         <w:keepLines w:val="0"/>
         <w:widowControl/>
         <w:numPr>
+          <w:ilvl w:val="0"/>
           <w:numId w:val="0"/>
         </w:numPr>
         <w:suppressLineNumbers w:val="0"/>
@@ -15382,6 +14835,7 @@
         <w:keepLines w:val="0"/>
         <w:widowControl/>
         <w:numPr>
+          <w:ilvl w:val="0"/>
           <w:numId w:val="0"/>
         </w:numPr>
         <w:suppressLineNumbers w:val="0"/>
@@ -15505,14 +14959,7 @@
           <w:rFonts w:hint="eastAsia"/>
           <w:lang w:val="en-US" w:eastAsia="zh-CN"/>
         </w:rPr>
-        <w:t>1、使用M4雅特力AT32F403 LQFP144</w:t>
-      </w:r>
-      <w:r>
-        <w:rPr>
-          <w:rFonts w:hint="eastAsia"/>
-          <w:lang w:val="en-US" w:eastAsia="zh-CN"/>
-        </w:rPr>
-        <w:t xml:space="preserve"> 芯片，合计4颗，</w:t>
+        <w:t>1、使用M4雅特力AT32F403 LQFP144 芯片，合计4颗，</w:t>
       </w:r>
     </w:p>
     <w:p>
@@ -15926,6 +15373,7 @@
         <w:keepLines w:val="0"/>
         <w:widowControl/>
         <w:numPr>
+          <w:ilvl w:val="0"/>
           <w:numId w:val="0"/>
         </w:numPr>
         <w:suppressLineNumbers w:val="0"/>
@@ -16106,6 +15554,7 @@
         <w:keepLines w:val="0"/>
         <w:widowControl/>
         <w:numPr>
+          <w:ilvl w:val="0"/>
           <w:numId w:val="0"/>
         </w:numPr>
         <w:suppressLineNumbers w:val="0"/>
@@ -16209,6 +15658,7 @@
         <w:keepLines w:val="0"/>
         <w:widowControl/>
         <w:numPr>
+          <w:ilvl w:val="0"/>
           <w:numId w:val="0"/>
         </w:numPr>
         <w:suppressLineNumbers w:val="0"/>
@@ -16312,6 +15762,7 @@
         <w:keepLines w:val="0"/>
         <w:widowControl/>
         <w:numPr>
+          <w:ilvl w:val="0"/>
           <w:numId w:val="0"/>
         </w:numPr>
         <w:suppressLineNumbers w:val="0"/>
@@ -17944,6 +17395,949 @@
           <w:rFonts w:hint="eastAsia" w:ascii="宋体" w:hAnsi="宋体" w:eastAsia="宋体" w:cs="宋体"/>
           <w:b w:val="0"/>
           <w:bCs/>
+        </w:rPr>
+      </w:pPr>
+    </w:p>
+    <w:p>
+      <w:pPr>
+        <w:rPr>
+          <w:rFonts w:hint="eastAsia" w:ascii="宋体" w:hAnsi="宋体" w:eastAsia="宋体" w:cs="宋体"/>
+          <w:b w:val="0"/>
+          <w:bCs/>
+        </w:rPr>
+      </w:pPr>
+    </w:p>
+    <w:p>
+      <w:pPr>
+        <w:rPr>
+          <w:rFonts w:hint="eastAsia" w:ascii="宋体" w:hAnsi="宋体" w:eastAsia="宋体" w:cs="宋体"/>
+          <w:b w:val="0"/>
+          <w:bCs/>
+        </w:rPr>
+      </w:pPr>
+    </w:p>
+    <w:p>
+      <w:pPr>
+        <w:rPr>
+          <w:rFonts w:hint="eastAsia" w:ascii="宋体" w:hAnsi="宋体" w:eastAsia="宋体" w:cs="宋体"/>
+          <w:b w:val="0"/>
+          <w:bCs/>
+        </w:rPr>
+      </w:pPr>
+    </w:p>
+    <w:p>
+      <w:pPr>
+        <w:rPr>
+          <w:rFonts w:hint="eastAsia" w:ascii="宋体" w:hAnsi="宋体" w:eastAsia="宋体" w:cs="宋体"/>
+          <w:b w:val="0"/>
+          <w:bCs/>
+        </w:rPr>
+      </w:pPr>
+    </w:p>
+    <w:p>
+      <w:pPr>
+        <w:rPr>
+          <w:rFonts w:hint="default" w:ascii="宋体" w:hAnsi="宋体" w:eastAsia="宋体" w:cs="宋体"/>
+          <w:b w:val="0"/>
+          <w:bCs/>
+          <w:lang w:val="en-US" w:eastAsia="zh-CN"/>
+        </w:rPr>
+      </w:pPr>
+      <w:r>
+        <w:rPr>
+          <w:rFonts w:hint="eastAsia" w:ascii="宋体" w:hAnsi="宋体" w:eastAsia="宋体" w:cs="宋体"/>
+          <w:b w:val="0"/>
+          <w:bCs/>
+          <w:lang w:val="en-US" w:eastAsia="zh-CN"/>
+        </w:rPr>
+        <w:t>WIFI找不到问题的根源</w:t>
+      </w:r>
+    </w:p>
+    <w:p>
+      <w:pPr>
+        <w:rPr>
+          <w:rFonts w:hint="eastAsia" w:ascii="宋体" w:hAnsi="宋体" w:eastAsia="宋体" w:cs="宋体"/>
+          <w:b w:val="0"/>
+          <w:bCs/>
+        </w:rPr>
+      </w:pPr>
+    </w:p>
+    <w:p>
+      <w:pPr>
+        <w:pStyle w:val="9"/>
+        <w:keepNext w:val="0"/>
+        <w:keepLines w:val="0"/>
+        <w:widowControl/>
+        <w:suppressLineNumbers w:val="0"/>
+      </w:pPr>
+      <w:r>
+        <w:rPr>
+          <w:rStyle w:val="10"/>
+        </w:rPr>
+        <w:t>═══════════════════════════════════</w:t>
+      </w:r>
+    </w:p>
+    <w:p>
+      <w:pPr>
+        <w:pStyle w:val="9"/>
+        <w:keepNext w:val="0"/>
+        <w:keepLines w:val="0"/>
+        <w:widowControl/>
+        <w:suppressLineNumbers w:val="0"/>
+      </w:pPr>
+      <w:r>
+        <w:rPr>
+          <w:rStyle w:val="10"/>
+        </w:rPr>
+        <w:t>二、PASS 模组与原项目的"质的区别"（这就是根因）</w:t>
+      </w:r>
+    </w:p>
+    <w:p>
+      <w:pPr>
+        <w:pStyle w:val="9"/>
+        <w:keepNext w:val="0"/>
+        <w:keepLines w:val="0"/>
+        <w:widowControl/>
+        <w:suppressLineNumbers w:val="0"/>
+      </w:pPr>
+      <w:r>
+        <w:rPr>
+          <w:rStyle w:val="10"/>
+        </w:rPr>
+        <w:t>═══════════════════════════════════</w:t>
+      </w:r>
+    </w:p>
+    <w:p>
+      <w:pPr>
+        <w:pStyle w:val="11"/>
+        <w:keepNext w:val="0"/>
+        <w:keepLines w:val="0"/>
+        <w:widowControl/>
+        <w:suppressLineNumbers w:val="0"/>
+      </w:pPr>
+    </w:p>
+    <w:p>
+      <w:pPr>
+        <w:pStyle w:val="9"/>
+        <w:keepNext w:val="0"/>
+        <w:keepLines w:val="0"/>
+        <w:widowControl/>
+        <w:suppressLineNumbers w:val="0"/>
+      </w:pPr>
+      <w:r>
+        <w:rPr>
+          <w:rStyle w:val="10"/>
+        </w:rPr>
+        <w:t>| 项</w:t>
+      </w:r>
+      <w:r>
+        <w:t xml:space="preserve">      </w:t>
+      </w:r>
+      <w:r>
+        <w:rPr>
+          <w:rStyle w:val="10"/>
+        </w:rPr>
+        <w:t>| PASS 模组（OK=25 NG=0）</w:t>
+      </w:r>
+      <w:r>
+        <w:t xml:space="preserve">                  </w:t>
+      </w:r>
+      <w:r>
+        <w:rPr>
+          <w:rStyle w:val="10"/>
+        </w:rPr>
+        <w:t xml:space="preserve">| 原项目（连不上） </w:t>
+      </w:r>
+      <w:r>
+        <w:t xml:space="preserve">                                </w:t>
+      </w:r>
+      <w:r>
+        <w:rPr>
+          <w:rStyle w:val="10"/>
+        </w:rPr>
+        <w:t>|</w:t>
+      </w:r>
+    </w:p>
+    <w:p>
+      <w:pPr>
+        <w:pStyle w:val="9"/>
+        <w:keepNext w:val="0"/>
+        <w:keepLines w:val="0"/>
+        <w:widowControl/>
+        <w:suppressLineNumbers w:val="0"/>
+      </w:pPr>
+      <w:r>
+        <w:rPr>
+          <w:rStyle w:val="10"/>
+        </w:rPr>
+        <w:t>|---------|------------------------------------------|--------------------------------------------------|</w:t>
+      </w:r>
+    </w:p>
+    <w:p>
+      <w:pPr>
+        <w:pStyle w:val="9"/>
+        <w:keepNext w:val="0"/>
+        <w:keepLines w:val="0"/>
+        <w:widowControl/>
+        <w:suppressLineNumbers w:val="0"/>
+      </w:pPr>
+      <w:r>
+        <w:rPr>
+          <w:rStyle w:val="10"/>
+        </w:rPr>
+        <w:t>| P 侧 IP | 静态 192.168.1.100（宏，JOIN 前 CIPSTA） | DHCP，IP 随机漂移（print_host_wifi.c 无 CIPSTA） |</w:t>
+      </w:r>
+    </w:p>
+    <w:p>
+      <w:pPr>
+        <w:pStyle w:val="9"/>
+        <w:keepNext w:val="0"/>
+        <w:keepLines w:val="0"/>
+        <w:widowControl/>
+        <w:suppressLineNumbers w:val="0"/>
+      </w:pPr>
+      <w:r>
+        <w:rPr>
+          <w:rStyle w:val="10"/>
+        </w:rPr>
+        <w:t>| 端口</w:t>
+      </w:r>
+      <w:r>
+        <w:t xml:space="preserve">    </w:t>
+      </w:r>
+      <w:r>
+        <w:rPr>
+          <w:rStyle w:val="10"/>
+        </w:rPr>
+        <w:t>| 两侧统一 8888（宏）</w:t>
+      </w:r>
+      <w:r>
+        <w:t xml:space="preserve">                      </w:t>
+      </w:r>
+      <w:r>
+        <w:rPr>
+          <w:rStyle w:val="10"/>
+        </w:rPr>
+        <w:t>| P 默认监听 5001，T 默认连 8888（默认值都没对齐） |</w:t>
+      </w:r>
+    </w:p>
+    <w:p>
+      <w:pPr>
+        <w:pStyle w:val="9"/>
+        <w:keepNext w:val="0"/>
+        <w:keepLines w:val="0"/>
+        <w:widowControl/>
+        <w:suppressLineNumbers w:val="0"/>
+      </w:pPr>
+      <w:r>
+        <w:rPr>
+          <w:rStyle w:val="10"/>
+        </w:rPr>
+        <w:t>| T 连谁</w:t>
+      </w:r>
+      <w:r>
+        <w:t xml:space="preserve">  </w:t>
+      </w:r>
+      <w:r>
+        <w:rPr>
+          <w:rStyle w:val="10"/>
+        </w:rPr>
+        <w:t>| 写死 192.168.1.100:8888</w:t>
+      </w:r>
+      <w:r>
+        <w:t xml:space="preserve">                  </w:t>
+      </w:r>
+      <w:r>
+        <w:rPr>
+          <w:rStyle w:val="10"/>
+        </w:rPr>
+        <w:t xml:space="preserve">| 连 Flash 配置值（默认 .100:8888 或用户旧填值） </w:t>
+      </w:r>
+      <w:r>
+        <w:t xml:space="preserve">  </w:t>
+      </w:r>
+      <w:r>
+        <w:rPr>
+          <w:rStyle w:val="10"/>
+        </w:rPr>
+        <w:t>|</w:t>
+      </w:r>
+    </w:p>
+    <w:p>
+      <w:pPr>
+        <w:pStyle w:val="11"/>
+        <w:keepNext w:val="0"/>
+        <w:keepLines w:val="0"/>
+        <w:widowControl/>
+        <w:suppressLineNumbers w:val="0"/>
+      </w:pPr>
+    </w:p>
+    <w:p>
+      <w:pPr>
+        <w:pStyle w:val="9"/>
+        <w:keepNext w:val="0"/>
+        <w:keepLines w:val="0"/>
+        <w:widowControl/>
+        <w:suppressLineNumbers w:val="0"/>
+      </w:pPr>
+      <w:r>
+        <w:rPr>
+          <w:rStyle w:val="10"/>
+        </w:rPr>
+        <w:t>根因一句话：PASS 里 P 的 IP 是固定的，T 写死就能连上；原项目里 P 是 DHCP，IP 每次重连都可能在变，T 连的配置 IP 必然过期——TCP 目标永远对不上，所以永远连不上。 再加上两侧端口默认值 5001/8888 不一致，双重错配。</w:t>
+      </w:r>
+    </w:p>
+    <w:p>
+      <w:pPr>
+        <w:pStyle w:val="11"/>
+        <w:keepNext w:val="0"/>
+        <w:keepLines w:val="0"/>
+        <w:widowControl/>
+        <w:suppressLineNumbers w:val="0"/>
+      </w:pPr>
+    </w:p>
+    <w:p>
+      <w:pPr>
+        <w:pStyle w:val="9"/>
+        <w:keepNext w:val="0"/>
+        <w:keepLines w:val="0"/>
+        <w:widowControl/>
+        <w:suppressLineNumbers w:val="0"/>
+      </w:pPr>
+      <w:r>
+        <w:rPr>
+          <w:rStyle w:val="10"/>
+        </w:rPr>
+        <w:t>═══════════════════════════════════</w:t>
+      </w:r>
+    </w:p>
+    <w:p>
+      <w:pPr>
+        <w:pStyle w:val="9"/>
+        <w:keepNext w:val="0"/>
+        <w:keepLines w:val="0"/>
+        <w:widowControl/>
+        <w:suppressLineNumbers w:val="0"/>
+      </w:pPr>
+      <w:r>
+        <w:rPr>
+          <w:rStyle w:val="10"/>
+        </w:rPr>
+        <w:t>三、为什么快一个月解决不了</w:t>
+      </w:r>
+    </w:p>
+    <w:p>
+      <w:pPr>
+        <w:pStyle w:val="9"/>
+        <w:keepNext w:val="0"/>
+        <w:keepLines w:val="0"/>
+        <w:widowControl/>
+        <w:suppressLineNumbers w:val="0"/>
+      </w:pPr>
+      <w:r>
+        <w:rPr>
+          <w:rStyle w:val="10"/>
+        </w:rPr>
+        <w:t>═══════════════════════════════════</w:t>
+      </w:r>
+    </w:p>
+    <w:p>
+      <w:pPr>
+        <w:pStyle w:val="11"/>
+        <w:keepNext w:val="0"/>
+        <w:keepLines w:val="0"/>
+        <w:widowControl/>
+        <w:suppressLineNumbers w:val="0"/>
+      </w:pPr>
+    </w:p>
+    <w:p>
+      <w:pPr>
+        <w:pStyle w:val="9"/>
+        <w:keepNext w:val="0"/>
+        <w:keepLines w:val="0"/>
+        <w:widowControl/>
+        <w:suppressLineNumbers w:val="0"/>
+      </w:pPr>
+      <w:r>
+        <w:rPr>
+          <w:rStyle w:val="10"/>
+        </w:rPr>
+        <w:t>一个月来所有改动都在修 T 侧的"怎么连"（会话流程：CIPMUX/kick/超时/EN/静态IP顺序）——但这些流程 PASS 模组证明是对的。真正错的是"连谁"（目标 IP/端口），这一环从没动过 P 侧。流程再对，目标地址是错的，永远连不上。PASS 能连不是因为它流程多高级，而是因为它的 P 是静态 IP——这一条原项目一直没有。</w:t>
+      </w:r>
+    </w:p>
+    <w:p>
+      <w:pPr>
+        <w:pStyle w:val="11"/>
+        <w:keepNext w:val="0"/>
+        <w:keepLines w:val="0"/>
+        <w:widowControl/>
+        <w:suppressLineNumbers w:val="0"/>
+      </w:pPr>
+    </w:p>
+    <w:p>
+      <w:pPr>
+        <w:pStyle w:val="9"/>
+        <w:keepNext w:val="0"/>
+        <w:keepLines w:val="0"/>
+        <w:widowControl/>
+        <w:suppressLineNumbers w:val="0"/>
+      </w:pPr>
+      <w:r>
+        <w:rPr>
+          <w:rStyle w:val="10"/>
+        </w:rPr>
+        <w:t>═══════════════════════════════════</w:t>
+      </w:r>
+    </w:p>
+    <w:p>
+      <w:pPr>
+        <w:pStyle w:val="9"/>
+        <w:keepNext w:val="0"/>
+        <w:keepLines w:val="0"/>
+        <w:widowControl/>
+        <w:suppressLineNumbers w:val="0"/>
+      </w:pPr>
+      <w:r>
+        <w:rPr>
+          <w:rStyle w:val="10"/>
+        </w:rPr>
+        <w:t>四、确定能解决的方案（完全对齐 PASS 拓扑）</w:t>
+      </w:r>
+    </w:p>
+    <w:p>
+      <w:pPr>
+        <w:pStyle w:val="9"/>
+        <w:keepNext w:val="0"/>
+        <w:keepLines w:val="0"/>
+        <w:widowControl/>
+        <w:suppressLineNumbers w:val="0"/>
+      </w:pPr>
+      <w:r>
+        <w:rPr>
+          <w:rStyle w:val="10"/>
+        </w:rPr>
+        <w:t>═══════════════════════════════════</w:t>
+      </w:r>
+    </w:p>
+    <w:p>
+      <w:pPr>
+        <w:pStyle w:val="11"/>
+        <w:keepNext w:val="0"/>
+        <w:keepLines w:val="0"/>
+        <w:widowControl/>
+        <w:suppressLineNumbers w:val="0"/>
+      </w:pPr>
+    </w:p>
+    <w:p>
+      <w:pPr>
+        <w:pStyle w:val="9"/>
+        <w:keepNext w:val="0"/>
+        <w:keepLines w:val="0"/>
+        <w:widowControl/>
+        <w:suppressLineNumbers w:val="0"/>
+      </w:pPr>
+      <w:r>
+        <w:rPr>
+          <w:rStyle w:val="10"/>
+        </w:rPr>
+        <w:t>1. P 侧加静态 IP 192.168.1.100（照 PASS P 角色：MODE→CIPSTA→JOIN→CIFSR→MUX→CIPMODE=0→CIPSERVER=1,8888）→ P 的 IP 永久固定，不再漂移</w:t>
+      </w:r>
+    </w:p>
+    <w:p>
+      <w:pPr>
+        <w:pStyle w:val="9"/>
+        <w:keepNext w:val="0"/>
+        <w:keepLines w:val="0"/>
+        <w:widowControl/>
+        <w:suppressLineNumbers w:val="0"/>
+      </w:pPr>
+      <w:r>
+        <w:rPr>
+          <w:rStyle w:val="10"/>
+        </w:rPr>
+        <w:t>2. P 侧默认监听端口 5001 改为 8888（store_config_default，与 T 侧/PASS 统一）</w:t>
+      </w:r>
+    </w:p>
+    <w:p>
+      <w:pPr>
+        <w:pStyle w:val="9"/>
+        <w:keepNext w:val="0"/>
+        <w:keepLines w:val="0"/>
+        <w:widowControl/>
+        <w:suppressLineNumbers w:val="0"/>
+      </w:pPr>
+      <w:r>
+        <w:rPr>
+          <w:rStyle w:val="10"/>
+        </w:rPr>
+        <w:t>3. T 侧已对齐（静态 101、PASS 会话链、文本闭环、默认 .100:8888）——上一轮已改好</w:t>
+      </w:r>
+    </w:p>
+    <w:p>
+      <w:pPr>
+        <w:pStyle w:val="9"/>
+        <w:keepNext w:val="0"/>
+        <w:keepLines w:val="0"/>
+        <w:widowControl/>
+        <w:suppressLineNumbers w:val="0"/>
+      </w:pPr>
+      <w:r>
+        <w:rPr>
+          <w:rStyle w:val="10"/>
+        </w:rPr>
+        <w:t>4. 烧两侧（--erase sector 保留配方），T 设置页核对 PRINT HOST=192.168.1.100、PRINT PORT=8888 保存一次，之后永远开机即连</w:t>
+      </w:r>
+    </w:p>
+    <w:p>
+      <w:pPr>
+        <w:rPr>
+          <w:rFonts w:hint="eastAsia" w:ascii="宋体" w:hAnsi="宋体" w:eastAsia="宋体" w:cs="宋体"/>
+          <w:b w:val="0"/>
+          <w:bCs/>
+        </w:rPr>
+      </w:pPr>
+    </w:p>
+    <w:p>
+      <w:pPr>
+        <w:rPr>
+          <w:rFonts w:hint="eastAsia" w:ascii="宋体" w:hAnsi="宋体" w:eastAsia="宋体" w:cs="宋体"/>
+          <w:b w:val="0"/>
+          <w:bCs/>
+          <w:lang w:val="en-US" w:eastAsia="zh-CN"/>
+        </w:rPr>
+      </w:pPr>
+      <w:r>
+        <w:rPr>
+          <w:rFonts w:hint="eastAsia" w:ascii="宋体" w:hAnsi="宋体" w:eastAsia="宋体" w:cs="宋体"/>
+          <w:b w:val="0"/>
+          <w:bCs/>
+          <w:lang w:val="en-US" w:eastAsia="zh-CN"/>
+        </w:rPr>
+        <w:t>2026-8-27</w:t>
+      </w:r>
+    </w:p>
+    <w:p>
+      <w:pPr>
+        <w:pStyle w:val="2"/>
+        <w:keepNext w:val="0"/>
+        <w:keepLines w:val="0"/>
+        <w:widowControl/>
+        <w:suppressLineNumbers w:val="0"/>
+        <w:spacing w:before="0" w:beforeAutospacing="0" w:after="0" w:afterAutospacing="0"/>
+        <w:ind w:left="0" w:right="0"/>
+        <w:jc w:val="left"/>
+      </w:pPr>
+      <w:r>
+        <w:rPr>
+          <w:rFonts w:ascii="menlo" w:hAnsi="menlo" w:eastAsia="menlo" w:cs="menlo"/>
+          <w:color w:val="333333"/>
+          <w:kern w:val="0"/>
+          <w:sz w:val="24"/>
+          <w:szCs w:val="24"/>
+          <w:lang w:val="en-US" w:eastAsia="zh-CN" w:bidi="ar"/>
+        </w:rPr>
+        <w:t>关键事实链闭合了。给你结论:</w:t>
+      </w:r>
+    </w:p>
+    <w:p>
+      <w:pPr>
+        <w:pStyle w:val="2"/>
+        <w:keepNext w:val="0"/>
+        <w:keepLines w:val="0"/>
+        <w:widowControl/>
+        <w:suppressLineNumbers w:val="0"/>
+        <w:spacing w:before="0" w:beforeAutospacing="0" w:after="0" w:afterAutospacing="0"/>
+        <w:ind w:left="0" w:right="0"/>
+        <w:jc w:val="left"/>
+      </w:pPr>
+    </w:p>
+    <w:p>
+      <w:pPr>
+        <w:pStyle w:val="2"/>
+        <w:keepNext w:val="0"/>
+        <w:keepLines w:val="0"/>
+        <w:widowControl/>
+        <w:suppressLineNumbers w:val="0"/>
+        <w:spacing w:before="0" w:beforeAutospacing="0" w:after="0" w:afterAutospacing="0"/>
+        <w:ind w:left="0" w:right="0"/>
+        <w:jc w:val="left"/>
+      </w:pPr>
+      <w:r>
+        <w:rPr>
+          <w:rFonts w:ascii="menlo" w:hAnsi="menlo" w:eastAsia="menlo" w:cs="menlo"/>
+          <w:color w:val="333333"/>
+          <w:kern w:val="0"/>
+          <w:sz w:val="24"/>
+          <w:szCs w:val="24"/>
+          <w:lang w:val="en-US" w:eastAsia="zh-CN" w:bidi="ar"/>
+        </w:rPr>
+        <w:t>═══ 对换实验的完整解读 ═══</w:t>
+      </w:r>
+    </w:p>
+    <w:p>
+      <w:pPr>
+        <w:pStyle w:val="2"/>
+        <w:keepNext w:val="0"/>
+        <w:keepLines w:val="0"/>
+        <w:widowControl/>
+        <w:suppressLineNumbers w:val="0"/>
+        <w:spacing w:before="0" w:beforeAutospacing="0" w:after="0" w:afterAutospacing="0"/>
+        <w:ind w:left="0" w:right="0"/>
+        <w:jc w:val="left"/>
+      </w:pPr>
+      <w:r>
+        <w:rPr>
+          <w:rFonts w:ascii="menlo" w:hAnsi="menlo" w:eastAsia="menlo" w:cs="menlo"/>
+          <w:color w:val="333333"/>
+          <w:kern w:val="0"/>
+          <w:sz w:val="24"/>
+          <w:szCs w:val="24"/>
+          <w:lang w:val="en-US" w:eastAsia="zh-CN" w:bidi="ar"/>
+        </w:rPr>
+        <w:t>1. 原 T 的 ESP 在 P 板:ONLINE、CIPSTA .100 生效、AT 响应正常 —— 模块基本功能是好的</w:t>
+      </w:r>
+    </w:p>
+    <w:p>
+      <w:pPr>
+        <w:pStyle w:val="2"/>
+        <w:keepNext w:val="0"/>
+        <w:keepLines w:val="0"/>
+        <w:widowControl/>
+        <w:suppressLineNumbers w:val="0"/>
+        <w:spacing w:before="0" w:beforeAutospacing="0" w:after="0" w:afterAutospacing="0"/>
+        <w:ind w:left="0" w:right="0"/>
+        <w:jc w:val="left"/>
+      </w:pPr>
+      <w:r>
+        <w:rPr>
+          <w:rFonts w:ascii="menlo" w:hAnsi="menlo" w:eastAsia="menlo" w:cs="menlo"/>
+          <w:color w:val="333333"/>
+          <w:kern w:val="0"/>
+          <w:sz w:val="24"/>
+          <w:szCs w:val="24"/>
+          <w:lang w:val="en-US" w:eastAsia="zh-CN" w:bidi="ar"/>
+        </w:rPr>
+        <w:t>2. 原 P 的 ESP 在 T 板:能连 AP、引擎推进到 CONNECT_HOST —— T 板接口正常</w:t>
+      </w:r>
+    </w:p>
+    <w:p>
+      <w:pPr>
+        <w:pStyle w:val="2"/>
+        <w:keepNext w:val="0"/>
+        <w:keepLines w:val="0"/>
+        <w:widowControl/>
+        <w:suppressLineNumbers w:val="0"/>
+        <w:spacing w:before="0" w:beforeAutospacing="0" w:after="0" w:afterAutospacing="0"/>
+        <w:ind w:left="0" w:right="0"/>
+        <w:jc w:val="left"/>
+      </w:pPr>
+      <w:r>
+        <w:rPr>
+          <w:rFonts w:ascii="menlo" w:hAnsi="menlo" w:eastAsia="menlo" w:cs="menlo"/>
+          <w:color w:val="333333"/>
+          <w:kern w:val="0"/>
+          <w:sz w:val="24"/>
+          <w:szCs w:val="24"/>
+          <w:lang w:val="en-US" w:eastAsia="zh-CN" w:bidi="ar"/>
+        </w:rPr>
+        <w:t>3. 但 T 连不上 P(conn=5 固定),且 P 板(原T的ESP)的 beacon(UDP 5002)监听打不开(beacon_link_open=0)</w:t>
+      </w:r>
+    </w:p>
+    <w:p>
+      <w:pPr>
+        <w:pStyle w:val="2"/>
+        <w:keepNext w:val="0"/>
+        <w:keepLines w:val="0"/>
+        <w:widowControl/>
+        <w:suppressLineNumbers w:val="0"/>
+        <w:spacing w:before="0" w:beforeAutospacing="0" w:after="0" w:afterAutospacing="0"/>
+        <w:ind w:left="0" w:right="0"/>
+        <w:jc w:val="left"/>
+      </w:pPr>
+    </w:p>
+    <w:p>
+      <w:pPr>
+        <w:pStyle w:val="2"/>
+        <w:keepNext w:val="0"/>
+        <w:keepLines w:val="0"/>
+        <w:widowControl/>
+        <w:suppressLineNumbers w:val="0"/>
+        <w:spacing w:before="0" w:beforeAutospacing="0" w:after="0" w:afterAutospacing="0"/>
+        <w:ind w:left="0" w:right="0"/>
+        <w:jc w:val="left"/>
+      </w:pPr>
+      <w:r>
+        <w:rPr>
+          <w:rFonts w:ascii="menlo" w:hAnsi="menlo" w:eastAsia="menlo" w:cs="menlo"/>
+          <w:color w:val="333333"/>
+          <w:kern w:val="0"/>
+          <w:sz w:val="24"/>
+          <w:szCs w:val="24"/>
+          <w:lang w:val="en-US" w:eastAsia="zh-CN" w:bidi="ar"/>
+        </w:rPr>
+        <w:t>═══ 结论 ═══</w:t>
+      </w:r>
+    </w:p>
+    <w:p>
+      <w:pPr>
+        <w:pStyle w:val="2"/>
+        <w:keepNext w:val="0"/>
+        <w:keepLines w:val="0"/>
+        <w:widowControl/>
+        <w:suppressLineNumbers w:val="0"/>
+        <w:spacing w:before="0" w:beforeAutospacing="0" w:after="0" w:afterAutospacing="0"/>
+        <w:ind w:left="0" w:right="0"/>
+        <w:jc w:val="left"/>
+        <w:rPr>
+          <w:rFonts w:ascii="menlo" w:hAnsi="menlo" w:eastAsia="menlo" w:cs="menlo"/>
+          <w:color w:val="333333"/>
+          <w:kern w:val="0"/>
+          <w:sz w:val="24"/>
+          <w:szCs w:val="24"/>
+          <w:lang w:val="en-US" w:eastAsia="zh-CN" w:bidi="ar"/>
+        </w:rPr>
+      </w:pPr>
+      <w:r>
+        <w:rPr>
+          <w:rFonts w:ascii="menlo" w:hAnsi="menlo" w:eastAsia="menlo" w:cs="menlo"/>
+          <w:color w:val="333333"/>
+          <w:kern w:val="0"/>
+          <w:sz w:val="24"/>
+          <w:szCs w:val="24"/>
+          <w:lang w:val="en-US" w:eastAsia="zh-CN" w:bidi="ar"/>
+        </w:rPr>
+        <w:t>问题锁定:</w:t>
+      </w:r>
+    </w:p>
+    <w:p>
+      <w:pPr>
+        <w:pStyle w:val="2"/>
+        <w:keepNext w:val="0"/>
+        <w:keepLines w:val="0"/>
+        <w:widowControl/>
+        <w:suppressLineNumbers w:val="0"/>
+        <w:spacing w:before="0" w:beforeAutospacing="0" w:after="0" w:afterAutospacing="0"/>
+        <w:ind w:left="0" w:right="0"/>
+        <w:jc w:val="left"/>
+      </w:pPr>
+      <w:bookmarkStart w:id="0" w:name="_GoBack"/>
+      <w:bookmarkEnd w:id="0"/>
+      <w:r>
+        <w:rPr>
+          <w:rFonts w:ascii="menlo" w:hAnsi="menlo" w:eastAsia="menlo" w:cs="menlo"/>
+          <w:color w:val="333333"/>
+          <w:kern w:val="0"/>
+          <w:sz w:val="24"/>
+          <w:szCs w:val="24"/>
+          <w:lang w:val="en-US" w:eastAsia="zh-CN" w:bidi="ar"/>
+        </w:rPr>
+        <w:t>原 T 的 ESP 的 AT 固件网络功能(TCP/UDP)异常。 它响应 AT 基本命令(所以引擎能推进到 ONLINE、CIPSTA 生效),但 UDP 监听打不开、TCP 服务器(CIPSERVER)无效——T 的 CIPSTART 永远连不上。这正是它之前被 CH340 烧录("弃烧")的残留迹象:固件部分损坏。</w:t>
+      </w:r>
+    </w:p>
+    <w:p>
+      <w:pPr>
+        <w:pStyle w:val="2"/>
+        <w:keepNext w:val="0"/>
+        <w:keepLines w:val="0"/>
+        <w:widowControl/>
+        <w:suppressLineNumbers w:val="0"/>
+        <w:spacing w:before="0" w:beforeAutospacing="0" w:after="0" w:afterAutospacing="0"/>
+        <w:ind w:left="0" w:right="0"/>
+        <w:jc w:val="left"/>
+      </w:pPr>
+    </w:p>
+    <w:p>
+      <w:pPr>
+        <w:pStyle w:val="2"/>
+        <w:keepNext w:val="0"/>
+        <w:keepLines w:val="0"/>
+        <w:widowControl/>
+        <w:suppressLineNumbers w:val="0"/>
+        <w:spacing w:before="0" w:beforeAutospacing="0" w:after="0" w:afterAutospacing="0"/>
+        <w:ind w:left="0" w:right="0"/>
+        <w:jc w:val="left"/>
+      </w:pPr>
+      <w:r>
+        <w:rPr>
+          <w:rFonts w:ascii="menlo" w:hAnsi="menlo" w:eastAsia="menlo" w:cs="menlo"/>
+          <w:color w:val="333333"/>
+          <w:kern w:val="0"/>
+          <w:sz w:val="24"/>
+          <w:szCs w:val="24"/>
+          <w:lang w:val="en-US" w:eastAsia="zh-CN" w:bidi="ar"/>
+        </w:rPr>
+        <w:t>原 P 的 ESP(从未被烧过)一切正常。</w:t>
+      </w:r>
+    </w:p>
+    <w:p>
+      <w:pPr>
+        <w:pStyle w:val="2"/>
+        <w:keepNext w:val="0"/>
+        <w:keepLines w:val="0"/>
+        <w:widowControl/>
+        <w:suppressLineNumbers w:val="0"/>
+        <w:spacing w:before="0" w:beforeAutospacing="0" w:after="0" w:afterAutospacing="0"/>
+        <w:ind w:left="0" w:right="0"/>
+        <w:jc w:val="left"/>
+      </w:pPr>
+    </w:p>
+    <w:p>
+      <w:pPr>
+        <w:pStyle w:val="2"/>
+        <w:keepNext w:val="0"/>
+        <w:keepLines w:val="0"/>
+        <w:widowControl/>
+        <w:suppressLineNumbers w:val="0"/>
+        <w:spacing w:before="0" w:beforeAutospacing="0" w:after="0" w:afterAutospacing="0"/>
+        <w:ind w:left="0" w:right="0"/>
+        <w:jc w:val="left"/>
+      </w:pPr>
+      <w:r>
+        <w:rPr>
+          <w:rFonts w:ascii="menlo" w:hAnsi="menlo" w:eastAsia="menlo" w:cs="menlo"/>
+          <w:color w:val="333333"/>
+          <w:kern w:val="0"/>
+          <w:sz w:val="24"/>
+          <w:szCs w:val="24"/>
+          <w:lang w:val="en-US" w:eastAsia="zh-CN" w:bidi="ar"/>
+        </w:rPr>
+        <w:t>═══ 处理(需要你配合) ═══</w:t>
+      </w:r>
+    </w:p>
+    <w:p>
+      <w:pPr>
+        <w:pStyle w:val="2"/>
+        <w:keepNext w:val="0"/>
+        <w:keepLines w:val="0"/>
+        <w:widowControl/>
+        <w:suppressLineNumbers w:val="0"/>
+        <w:spacing w:before="0" w:beforeAutospacing="0" w:after="0" w:afterAutospacing="0"/>
+        <w:ind w:left="0" w:right="0"/>
+        <w:jc w:val="left"/>
+      </w:pPr>
+      <w:r>
+        <w:rPr>
+          <w:rFonts w:ascii="menlo" w:hAnsi="menlo" w:eastAsia="menlo" w:cs="menlo"/>
+          <w:color w:val="333333"/>
+          <w:kern w:val="0"/>
+          <w:sz w:val="24"/>
+          <w:szCs w:val="24"/>
+          <w:lang w:val="en-US" w:eastAsia="zh-CN" w:bidi="ar"/>
+        </w:rPr>
+        <w:t>重烧原 T 的 ESP 的 AT 固件:</w:t>
+      </w:r>
+    </w:p>
+    <w:p>
+      <w:pPr>
+        <w:pStyle w:val="2"/>
+        <w:keepNext w:val="0"/>
+        <w:keepLines w:val="0"/>
+        <w:widowControl/>
+        <w:suppressLineNumbers w:val="0"/>
+        <w:spacing w:before="0" w:beforeAutospacing="0" w:after="0" w:afterAutospacing="0"/>
+        <w:ind w:left="0" w:right="0"/>
+        <w:jc w:val="left"/>
+      </w:pPr>
+      <w:r>
+        <w:rPr>
+          <w:rFonts w:ascii="menlo" w:hAnsi="menlo" w:eastAsia="menlo" w:cs="menlo"/>
+          <w:color w:val="333333"/>
+          <w:kern w:val="0"/>
+          <w:sz w:val="24"/>
+          <w:szCs w:val="24"/>
+          <w:lang w:val="en-US" w:eastAsia="zh-CN" w:bidi="ar"/>
+        </w:rPr>
+        <w:t>1. 我下载乐鑫 ESP32-C3 AT 固件 + 装 esptool(现在就开始)</w:t>
+      </w:r>
+    </w:p>
+    <w:p>
+      <w:pPr>
+        <w:pStyle w:val="2"/>
+        <w:keepNext w:val="0"/>
+        <w:keepLines w:val="0"/>
+        <w:widowControl/>
+        <w:suppressLineNumbers w:val="0"/>
+        <w:spacing w:before="0" w:beforeAutospacing="0" w:after="0" w:afterAutospacing="0"/>
+        <w:ind w:left="0" w:right="0"/>
+        <w:jc w:val="left"/>
+      </w:pPr>
+      <w:r>
+        <w:rPr>
+          <w:rFonts w:ascii="menlo" w:hAnsi="menlo" w:eastAsia="menlo" w:cs="menlo"/>
+          <w:color w:val="333333"/>
+          <w:kern w:val="0"/>
+          <w:sz w:val="24"/>
+          <w:szCs w:val="24"/>
+          <w:lang w:val="en-US" w:eastAsia="zh-CN" w:bidi="ar"/>
+        </w:rPr>
+        <w:t>2. 你按之前方法把 CH340 并接 PC3/PB9 盖 EN</w:t>
+      </w:r>
+    </w:p>
+    <w:p>
+      <w:pPr>
+        <w:pStyle w:val="2"/>
+        <w:keepNext w:val="0"/>
+        <w:keepLines w:val="0"/>
+        <w:widowControl/>
+        <w:suppressLineNumbers w:val="0"/>
+        <w:spacing w:before="0" w:beforeAutospacing="0" w:after="0" w:afterAutospacing="0"/>
+        <w:ind w:left="0" w:right="0"/>
+        <w:jc w:val="left"/>
+      </w:pPr>
+      <w:r>
+        <w:rPr>
+          <w:rFonts w:ascii="menlo" w:hAnsi="menlo" w:eastAsia="menlo" w:cs="menlo"/>
+          <w:color w:val="333333"/>
+          <w:kern w:val="0"/>
+          <w:sz w:val="24"/>
+          <w:szCs w:val="24"/>
+          <w:lang w:val="en-US" w:eastAsia="zh-CN" w:bidi="ar"/>
+        </w:rPr>
+        <w:t>3. 我远程 esptool 烧录(--before no_reset)</w:t>
+      </w:r>
+    </w:p>
+    <w:p>
+      <w:pPr>
+        <w:pStyle w:val="2"/>
+        <w:keepNext w:val="0"/>
+        <w:keepLines w:val="0"/>
+        <w:widowControl/>
+        <w:suppressLineNumbers w:val="0"/>
+        <w:spacing w:before="0" w:beforeAutospacing="0" w:after="0" w:afterAutospacing="0"/>
+        <w:ind w:left="0" w:right="0"/>
+        <w:jc w:val="left"/>
+      </w:pPr>
+    </w:p>
+    <w:p>
+      <w:pPr>
+        <w:pStyle w:val="2"/>
+        <w:keepNext w:val="0"/>
+        <w:keepLines w:val="0"/>
+        <w:widowControl/>
+        <w:suppressLineNumbers w:val="0"/>
+        <w:spacing w:before="0" w:beforeAutospacing="0" w:after="0" w:afterAutospacing="0"/>
+        <w:ind w:left="0" w:right="0"/>
+        <w:jc w:val="left"/>
+      </w:pPr>
+      <w:r>
+        <w:rPr>
+          <w:rFonts w:ascii="menlo" w:hAnsi="menlo" w:eastAsia="menlo" w:cs="menlo"/>
+          <w:color w:val="333333"/>
+          <w:kern w:val="0"/>
+          <w:sz w:val="24"/>
+          <w:szCs w:val="24"/>
+          <w:lang w:val="en-US" w:eastAsia="zh-CN" w:bidi="ar"/>
+        </w:rPr>
+        <w:t>我先下载固件准备工具,你确认走这条路吗?</w:t>
+      </w:r>
+    </w:p>
+    <w:p>
+      <w:pPr>
+        <w:rPr>
+          <w:rFonts w:hint="default" w:ascii="宋体" w:hAnsi="宋体" w:eastAsia="宋体" w:cs="宋体"/>
+          <w:b w:val="0"/>
+          <w:bCs/>
+          <w:lang w:val="en-US" w:eastAsia="zh-CN"/>
         </w:rPr>
       </w:pPr>
     </w:p>
@@ -18537,6 +18931,47 @@
       <w:u w:val="none"/>
     </w:rPr>
   </w:style>
+  <w:style w:type="paragraph" w:customStyle="1" w:styleId="9">
+    <w:name w:val="p1"/>
+    <w:basedOn w:val="1"/>
+    <w:uiPriority w:val="0"/>
+    <w:pPr>
+      <w:spacing w:before="0" w:beforeAutospacing="0" w:after="0" w:afterAutospacing="0"/>
+      <w:ind w:left="0" w:right="0"/>
+      <w:jc w:val="left"/>
+    </w:pPr>
+    <w:rPr>
+      <w:rFonts w:ascii="menlo" w:hAnsi="menlo" w:eastAsia="menlo" w:cs="menlo"/>
+      <w:color w:val="333333"/>
+      <w:kern w:val="0"/>
+      <w:sz w:val="24"/>
+      <w:szCs w:val="24"/>
+      <w:lang w:val="en-US" w:eastAsia="zh-CN" w:bidi="ar"/>
+    </w:rPr>
+  </w:style>
+  <w:style w:type="character" w:customStyle="1" w:styleId="10">
+    <w:name w:val="s1"/>
+    <w:basedOn w:val="4"/>
+    <w:uiPriority w:val="0"/>
+  </w:style>
+  <w:style w:type="paragraph" w:customStyle="1" w:styleId="11">
+    <w:name w:val="p2"/>
+    <w:basedOn w:val="1"/>
+    <w:uiPriority w:val="0"/>
+    <w:pPr>
+      <w:spacing w:before="0" w:beforeAutospacing="0" w:after="0" w:afterAutospacing="0"/>
+      <w:ind w:left="0" w:right="0"/>
+      <w:jc w:val="left"/>
+    </w:pPr>
+    <w:rPr>
+      <w:rFonts w:hint="default" w:ascii="menlo" w:hAnsi="menlo" w:eastAsia="menlo" w:cs="menlo"/>
+      <w:color w:val="000000"/>
+      <w:kern w:val="0"/>
+      <w:sz w:val="24"/>
+      <w:szCs w:val="24"/>
+      <w:lang w:val="en-US" w:eastAsia="zh-CN" w:bidi="ar"/>
+    </w:rPr>
+  </w:style>
 </w:styles>
 </file>
 
